--- a/Day-6.docx
+++ b/Day-6.docx
@@ -8,16 +8,16 @@
         <w:rPr>
           <w:b/>
           <w:bCs/>
-          <w:sz w:val="28"/>
-          <w:szCs w:val="28"/>
+          <w:sz w:val="32"/>
+          <w:szCs w:val="32"/>
         </w:rPr>
       </w:pPr>
       <w:r>
         <w:rPr>
           <w:b/>
           <w:bCs/>
-          <w:sz w:val="28"/>
-          <w:szCs w:val="28"/>
+          <w:sz w:val="32"/>
+          <w:szCs w:val="32"/>
         </w:rPr>
         <w:t>Day-6</w:t>
       </w:r>
@@ -34,19 +34,14 @@
     </w:p>
     <w:p>
       <w:r>
-        <w:t xml:space="preserve">Following are </w:t>
-      </w:r>
-      <w:proofErr w:type="gramStart"/>
-      <w:r>
-        <w:t>the some</w:t>
-      </w:r>
-      <w:proofErr w:type="gramEnd"/>
-      <w:r>
-        <w:t xml:space="preserve"> commands that come under DCL:</w:t>
-      </w:r>
-    </w:p>
-    <w:p>
-      <w:r>
+        <w:t>Following are the some commands that come under DCL:</w:t>
+      </w:r>
+    </w:p>
+    <w:p>
+      <w:r>
+        <w:rPr>
+          <w:noProof/>
+        </w:rPr>
         <w:drawing>
           <wp:inline distT="0" distB="0" distL="0" distR="0" wp14:anchorId="2927E07D" wp14:editId="12E157E3">
             <wp:extent cx="3337560" cy="2621280"/>
@@ -110,60 +105,12 @@
         </w:numPr>
       </w:pPr>
       <w:r>
-        <w:t>GRANT &lt;</w:t>
-      </w:r>
-      <w:proofErr w:type="spellStart"/>
-      <w:r>
-        <w:t>obj_priv</w:t>
-      </w:r>
-      <w:proofErr w:type="spellEnd"/>
-      <w:r>
-        <w:t>&gt; ON &lt;</w:t>
-      </w:r>
-      <w:proofErr w:type="spellStart"/>
-      <w:r>
-        <w:t>obj_name</w:t>
-      </w:r>
-      <w:proofErr w:type="spellEnd"/>
-      <w:r>
-        <w:t>&gt; To &lt;username&gt;;  </w:t>
-      </w:r>
-    </w:p>
-    <w:p>
-      <w:r>
-        <w:t xml:space="preserve">In the above syntax, </w:t>
-      </w:r>
-      <w:proofErr w:type="spellStart"/>
-      <w:r>
-        <w:t>obj_priv</w:t>
-      </w:r>
-      <w:proofErr w:type="spellEnd"/>
-      <w:r>
-        <w:t xml:space="preserve">&gt; is the DML statement like Insert, </w:t>
-      </w:r>
-      <w:proofErr w:type="gramStart"/>
-      <w:r>
-        <w:t>Delete ,</w:t>
-      </w:r>
-      <w:proofErr w:type="gramEnd"/>
-      <w:r>
-        <w:t xml:space="preserve"> update and </w:t>
-      </w:r>
-      <w:proofErr w:type="gramStart"/>
-      <w:r>
-        <w:t>Select</w:t>
-      </w:r>
-      <w:proofErr w:type="gramEnd"/>
-      <w:r>
-        <w:t xml:space="preserve"> and &lt;</w:t>
-      </w:r>
-      <w:proofErr w:type="spellStart"/>
-      <w:r>
-        <w:t>obj_name</w:t>
-      </w:r>
-      <w:proofErr w:type="spellEnd"/>
-      <w:r>
-        <w:t>&gt; is a table, view etc. and username is the name of the authorized user.</w:t>
+        <w:t>GRANT &lt;obj_priv&gt; ON &lt;obj_name&gt; To &lt;username&gt;;  </w:t>
+      </w:r>
+    </w:p>
+    <w:p>
+      <w:r>
+        <w:t>In the above syntax, obj_priv&gt; is the DML statement like Insert, Delete , update and Select and &lt;obj_name&gt; is a table, view etc. and username is the name of the authorized user.</w:t>
       </w:r>
     </w:p>
     <w:p>
@@ -200,60 +147,12 @@
         </w:numPr>
       </w:pPr>
       <w:r>
-        <w:t>REVOKE &lt;</w:t>
-      </w:r>
-      <w:proofErr w:type="spellStart"/>
-      <w:r>
-        <w:t>obj_priv</w:t>
-      </w:r>
-      <w:proofErr w:type="spellEnd"/>
-      <w:r>
-        <w:t>&gt; ON &lt;</w:t>
-      </w:r>
-      <w:proofErr w:type="spellStart"/>
-      <w:r>
-        <w:t>obj_name</w:t>
-      </w:r>
-      <w:proofErr w:type="spellEnd"/>
-      <w:r>
-        <w:t>&gt; FROM &lt;username&gt;;  </w:t>
-      </w:r>
-    </w:p>
-    <w:p>
-      <w:r>
-        <w:t xml:space="preserve">In the above syntax, </w:t>
-      </w:r>
-      <w:proofErr w:type="spellStart"/>
-      <w:r>
-        <w:t>obj_priv</w:t>
-      </w:r>
-      <w:proofErr w:type="spellEnd"/>
-      <w:r>
-        <w:t xml:space="preserve">&gt; is the DML statement like Insert, </w:t>
-      </w:r>
-      <w:proofErr w:type="gramStart"/>
-      <w:r>
-        <w:t>Delete ,</w:t>
-      </w:r>
-      <w:proofErr w:type="gramEnd"/>
-      <w:r>
-        <w:t xml:space="preserve"> update and </w:t>
-      </w:r>
-      <w:proofErr w:type="gramStart"/>
-      <w:r>
-        <w:t>Select</w:t>
-      </w:r>
-      <w:proofErr w:type="gramEnd"/>
-      <w:r>
-        <w:t xml:space="preserve"> and &lt;</w:t>
-      </w:r>
-      <w:proofErr w:type="spellStart"/>
-      <w:r>
-        <w:t>obj_name</w:t>
-      </w:r>
-      <w:proofErr w:type="spellEnd"/>
-      <w:r>
-        <w:t>&gt; is a table, view etc. and username is the name of the user from whom the permission is revoked.</w:t>
+        <w:t>REVOKE &lt;obj_priv&gt; ON &lt;obj_name&gt; FROM &lt;username&gt;;  </w:t>
+      </w:r>
+    </w:p>
+    <w:p>
+      <w:r>
+        <w:t>In the above syntax, obj_priv&gt; is the DML statement like Insert, Delete , update and Select and &lt;obj_name&gt; is a table, view etc. and username is the name of the user from whom the permission is revoked.</w:t>
       </w:r>
     </w:p>
     <w:p>
@@ -284,21 +183,8 @@
       </w:r>
     </w:p>
     <w:p>
-      <w:proofErr w:type="spellStart"/>
-      <w:r>
-        <w:t>mysql</w:t>
-      </w:r>
-      <w:proofErr w:type="spellEnd"/>
-      <w:r>
-        <w:t xml:space="preserve">&gt; use </w:t>
-      </w:r>
-      <w:proofErr w:type="spellStart"/>
-      <w:r>
-        <w:t>codegnan</w:t>
-      </w:r>
-      <w:proofErr w:type="spellEnd"/>
-      <w:r>
-        <w:t>;</w:t>
+      <w:r>
+        <w:t>mysql&gt; use codegnan;</w:t>
       </w:r>
     </w:p>
     <w:p>
@@ -307,13 +193,8 @@
       </w:r>
     </w:p>
     <w:p>
-      <w:proofErr w:type="spellStart"/>
-      <w:r>
-        <w:t>mysql</w:t>
-      </w:r>
-      <w:proofErr w:type="spellEnd"/>
-      <w:r>
-        <w:t>&gt; show tables;</w:t>
+      <w:r>
+        <w:t>mysql&gt; show tables;</w:t>
       </w:r>
     </w:p>
     <w:p>
@@ -323,15 +204,7 @@
     </w:p>
     <w:p>
       <w:r>
-        <w:t xml:space="preserve">| </w:t>
-      </w:r>
-      <w:proofErr w:type="spellStart"/>
-      <w:r>
-        <w:t>Tables_in_codegnan</w:t>
-      </w:r>
-      <w:proofErr w:type="spellEnd"/>
-      <w:r>
-        <w:t xml:space="preserve"> |</w:t>
+        <w:t>| Tables_in_codegnan |</w:t>
       </w:r>
     </w:p>
     <w:p>
@@ -342,15 +215,7 @@
     <w:p>
       <w:r>
         <w:lastRenderedPageBreak/>
-        <w:t xml:space="preserve">| </w:t>
-      </w:r>
-      <w:proofErr w:type="spellStart"/>
-      <w:r>
-        <w:t>codegnan_emp</w:t>
-      </w:r>
-      <w:proofErr w:type="spellEnd"/>
-      <w:r>
-        <w:t xml:space="preserve">       |</w:t>
+        <w:t>| codegnan_emp       |</w:t>
       </w:r>
     </w:p>
     <w:p>
@@ -365,31 +230,13 @@
     </w:p>
     <w:p/>
     <w:p>
-      <w:proofErr w:type="spellStart"/>
-      <w:r>
-        <w:t>mysql</w:t>
-      </w:r>
-      <w:proofErr w:type="spellEnd"/>
-      <w:r>
-        <w:t xml:space="preserve">&gt; create table </w:t>
-      </w:r>
-      <w:proofErr w:type="gramStart"/>
-      <w:r>
-        <w:t>students(</w:t>
-      </w:r>
-      <w:proofErr w:type="gramEnd"/>
-    </w:p>
-    <w:p>
-      <w:r>
-        <w:t xml:space="preserve">    -&gt; name </w:t>
-      </w:r>
-      <w:proofErr w:type="gramStart"/>
-      <w:r>
-        <w:t>varchar(</w:t>
-      </w:r>
-      <w:proofErr w:type="gramEnd"/>
-      <w:r>
-        <w:t>20),</w:t>
+      <w:r>
+        <w:t>mysql&gt; create table students(</w:t>
+      </w:r>
+    </w:p>
+    <w:p>
+      <w:r>
+        <w:t>    -&gt; name varchar(20),</w:t>
       </w:r>
     </w:p>
     <w:p>
@@ -399,15 +246,7 @@
     </w:p>
     <w:p>
       <w:r>
-        <w:t xml:space="preserve">    -&gt; mobile </w:t>
-      </w:r>
-      <w:proofErr w:type="gramStart"/>
-      <w:r>
-        <w:t>varchar(</w:t>
-      </w:r>
-      <w:proofErr w:type="gramEnd"/>
-      <w:r>
-        <w:t>12)</w:t>
+        <w:t>    -&gt; mobile varchar(12)</w:t>
       </w:r>
     </w:p>
     <w:p>
@@ -422,29 +261,8 @@
     </w:p>
     <w:p/>
     <w:p>
-      <w:proofErr w:type="spellStart"/>
-      <w:r>
-        <w:t>mysql</w:t>
-      </w:r>
-      <w:proofErr w:type="spellEnd"/>
-      <w:r>
-        <w:t xml:space="preserve">&gt; insert into </w:t>
-      </w:r>
-      <w:proofErr w:type="gramStart"/>
-      <w:r>
-        <w:t>students</w:t>
-      </w:r>
-      <w:proofErr w:type="gramEnd"/>
-      <w:r>
-        <w:t xml:space="preserve"> </w:t>
-      </w:r>
-      <w:proofErr w:type="gramStart"/>
-      <w:r>
-        <w:t>values(</w:t>
-      </w:r>
-      <w:proofErr w:type="gramEnd"/>
-      <w:r>
-        <w:t>'student 1',23,'9182454984');</w:t>
+      <w:r>
+        <w:t>mysql&gt; insert into students values('student 1',23,'9182454984');</w:t>
       </w:r>
     </w:p>
     <w:p>
@@ -454,13 +272,8 @@
     </w:p>
     <w:p/>
     <w:p>
-      <w:proofErr w:type="spellStart"/>
-      <w:r>
-        <w:t>mysql</w:t>
-      </w:r>
-      <w:proofErr w:type="spellEnd"/>
-      <w:r>
-        <w:t>&gt; select*from students;</w:t>
+      <w:r>
+        <w:t>mysql&gt; select*from students;</w:t>
       </w:r>
     </w:p>
     <w:p>
@@ -470,15 +283,7 @@
     </w:p>
     <w:p>
       <w:r>
-        <w:t xml:space="preserve">| name      | </w:t>
-      </w:r>
-      <w:proofErr w:type="gramStart"/>
-      <w:r>
-        <w:t>age  |</w:t>
-      </w:r>
-      <w:proofErr w:type="gramEnd"/>
-      <w:r>
-        <w:t xml:space="preserve"> mobile     |</w:t>
+        <w:t>| name      | age  | mobile     |</w:t>
       </w:r>
     </w:p>
     <w:p>
@@ -503,13 +308,8 @@
     </w:p>
     <w:p/>
     <w:p>
-      <w:proofErr w:type="spellStart"/>
-      <w:r>
-        <w:t>mysql</w:t>
-      </w:r>
-      <w:proofErr w:type="spellEnd"/>
-      <w:r>
-        <w:t>&gt; create user user1 identified by ‘user1’;</w:t>
+      <w:r>
+        <w:t>mysql&gt; create user user1 identified by ‘user1’;</w:t>
       </w:r>
     </w:p>
     <w:p>
@@ -519,26 +319,8 @@
     </w:p>
     <w:p/>
     <w:p>
-      <w:proofErr w:type="spellStart"/>
-      <w:r>
-        <w:t>mysql</w:t>
-      </w:r>
-      <w:proofErr w:type="spellEnd"/>
-      <w:r>
-        <w:t xml:space="preserve">&gt; grant </w:t>
-      </w:r>
-      <w:proofErr w:type="spellStart"/>
-      <w:proofErr w:type="gramStart"/>
-      <w:r>
-        <w:t>select,insert</w:t>
-      </w:r>
-      <w:proofErr w:type="gramEnd"/>
-      <w:r>
-        <w:t>,update</w:t>
-      </w:r>
-      <w:proofErr w:type="spellEnd"/>
-      <w:r>
-        <w:t xml:space="preserve"> on students to user1;</w:t>
+      <w:r>
+        <w:t>mysql&gt; grant select,insert,update on students to user1;</w:t>
       </w:r>
     </w:p>
     <w:p>
@@ -548,13 +330,8 @@
     </w:p>
     <w:p/>
     <w:p>
-      <w:proofErr w:type="spellStart"/>
-      <w:r>
-        <w:t>mysql</w:t>
-      </w:r>
-      <w:proofErr w:type="spellEnd"/>
-      <w:r>
-        <w:t>&gt; create user user2 identified by ‘user2’;</w:t>
+      <w:r>
+        <w:t>mysql&gt; create user user2 identified by ‘user2’;</w:t>
       </w:r>
     </w:p>
     <w:p>
@@ -564,23 +341,8 @@
     </w:p>
     <w:p/>
     <w:p>
-      <w:proofErr w:type="spellStart"/>
-      <w:r>
-        <w:t>mysql</w:t>
-      </w:r>
-      <w:proofErr w:type="spellEnd"/>
-      <w:r>
-        <w:t xml:space="preserve">&gt; grant </w:t>
-      </w:r>
-      <w:proofErr w:type="spellStart"/>
-      <w:proofErr w:type="gramStart"/>
-      <w:r>
-        <w:t>select,update</w:t>
-      </w:r>
-      <w:proofErr w:type="spellEnd"/>
-      <w:proofErr w:type="gramEnd"/>
-      <w:r>
-        <w:t xml:space="preserve"> on students to user2;</w:t>
+      <w:r>
+        <w:t>mysql&gt; grant select,update on students to user2;</w:t>
       </w:r>
     </w:p>
     <w:p>
@@ -596,13 +358,8 @@
     <w:p>
       <w:r>
         <w:lastRenderedPageBreak/>
-        <w:t xml:space="preserve">user1 </w:t>
-      </w:r>
-      <w:proofErr w:type="spellStart"/>
-      <w:r>
-        <w:t>previligeous</w:t>
-      </w:r>
-      <w:proofErr w:type="spellEnd"/>
+        <w:t>user1 previligeous</w:t>
+      </w:r>
     </w:p>
     <w:p>
       <w:r>
@@ -611,15 +368,7 @@
     </w:p>
     <w:p>
       <w:r>
-        <w:t>C:\Program Files\MySQL\MySQL Server 8.0\bin&gt;</w:t>
-      </w:r>
-      <w:proofErr w:type="spellStart"/>
-      <w:r>
-        <w:t>mysql</w:t>
-      </w:r>
-      <w:proofErr w:type="spellEnd"/>
-      <w:r>
-        <w:t xml:space="preserve"> -u USER1 -p</w:t>
+        <w:t>C:\Program Files\MySQL\MySQL Server 8.0\bin&gt;mysql -u USER1 -p</w:t>
       </w:r>
     </w:p>
     <w:p>
@@ -629,15 +378,7 @@
     </w:p>
     <w:p>
       <w:r>
-        <w:t xml:space="preserve">Welcome to the MySQL monitor.  Commands end </w:t>
-      </w:r>
-      <w:proofErr w:type="gramStart"/>
-      <w:r>
-        <w:t>with ;</w:t>
-      </w:r>
-      <w:proofErr w:type="gramEnd"/>
-      <w:r>
-        <w:t xml:space="preserve"> or \g.</w:t>
+        <w:t>Welcome to the MySQL monitor.  Commands end with ; or \g.</w:t>
       </w:r>
     </w:p>
     <w:p>
@@ -680,21 +421,8 @@
     </w:p>
     <w:p/>
     <w:p>
-      <w:proofErr w:type="spellStart"/>
-      <w:r>
-        <w:t>mysql</w:t>
-      </w:r>
-      <w:proofErr w:type="spellEnd"/>
-      <w:r>
-        <w:t xml:space="preserve">&gt; use </w:t>
-      </w:r>
-      <w:proofErr w:type="spellStart"/>
-      <w:r>
-        <w:t>codegnan</w:t>
-      </w:r>
-      <w:proofErr w:type="spellEnd"/>
-      <w:r>
-        <w:t>;</w:t>
+      <w:r>
+        <w:t>mysql&gt; use codegnan;</w:t>
       </w:r>
     </w:p>
     <w:p>
@@ -703,13 +431,8 @@
       </w:r>
     </w:p>
     <w:p>
-      <w:proofErr w:type="spellStart"/>
-      <w:r>
-        <w:t>mysql</w:t>
-      </w:r>
-      <w:proofErr w:type="spellEnd"/>
-      <w:r>
-        <w:t>&gt; select*from user1;</w:t>
+      <w:r>
+        <w:t>mysql&gt; select*from user1;</w:t>
       </w:r>
     </w:p>
     <w:p>
@@ -718,13 +441,8 @@
       </w:r>
     </w:p>
     <w:p>
-      <w:proofErr w:type="spellStart"/>
-      <w:r>
-        <w:t>mysql</w:t>
-      </w:r>
-      <w:proofErr w:type="spellEnd"/>
-      <w:r>
-        <w:t>&gt; select*from students;</w:t>
+      <w:r>
+        <w:t>mysql&gt; select*from students;</w:t>
       </w:r>
     </w:p>
     <w:p>
@@ -734,15 +452,7 @@
     </w:p>
     <w:p>
       <w:r>
-        <w:t xml:space="preserve">| name      | </w:t>
-      </w:r>
-      <w:proofErr w:type="gramStart"/>
-      <w:r>
-        <w:t>age  |</w:t>
-      </w:r>
-      <w:proofErr w:type="gramEnd"/>
-      <w:r>
-        <w:t xml:space="preserve"> mobile     |</w:t>
+        <w:t>| name      | age  | mobile     |</w:t>
       </w:r>
     </w:p>
     <w:p>
@@ -767,29 +477,8 @@
     </w:p>
     <w:p/>
     <w:p>
-      <w:proofErr w:type="spellStart"/>
-      <w:r>
-        <w:t>mysql</w:t>
-      </w:r>
-      <w:proofErr w:type="spellEnd"/>
-      <w:r>
-        <w:t xml:space="preserve">&gt; insert into </w:t>
-      </w:r>
-      <w:proofErr w:type="gramStart"/>
-      <w:r>
-        <w:t>students</w:t>
-      </w:r>
-      <w:proofErr w:type="gramEnd"/>
-      <w:r>
-        <w:t xml:space="preserve"> </w:t>
-      </w:r>
-      <w:proofErr w:type="gramStart"/>
-      <w:r>
-        <w:t>values(</w:t>
-      </w:r>
-      <w:proofErr w:type="gramEnd"/>
-      <w:r>
-        <w:t>'student 2',32,'8834248768');</w:t>
+      <w:r>
+        <w:t>mysql&gt; insert into students values('student 2',32,'8834248768');</w:t>
       </w:r>
     </w:p>
     <w:p>
@@ -799,39 +488,8 @@
     </w:p>
     <w:p/>
     <w:p>
-      <w:proofErr w:type="spellStart"/>
-      <w:r>
-        <w:t>mysql</w:t>
-      </w:r>
-      <w:proofErr w:type="spellEnd"/>
-      <w:r>
-        <w:t>&gt; insert into student(</w:t>
-      </w:r>
-      <w:proofErr w:type="spellStart"/>
-      <w:proofErr w:type="gramStart"/>
-      <w:r>
-        <w:t>name,mobile</w:t>
-      </w:r>
-      <w:proofErr w:type="spellEnd"/>
-      <w:proofErr w:type="gramEnd"/>
-      <w:r>
-        <w:t xml:space="preserve">) </w:t>
-      </w:r>
-      <w:proofErr w:type="gramStart"/>
-      <w:r>
-        <w:t>values(</w:t>
-      </w:r>
-      <w:proofErr w:type="gramEnd"/>
-      <w:r>
-        <w:t>'student 3','874772372'</w:t>
-      </w:r>
-      <w:proofErr w:type="gramStart"/>
-      <w:r>
-        <w:t>),(</w:t>
-      </w:r>
-      <w:proofErr w:type="gramEnd"/>
-      <w:r>
-        <w:t>'student 4','689648797');</w:t>
+      <w:r>
+        <w:t>mysql&gt; insert into student(name,mobile) values('student 3','874772372'),('student 4','689648797');</w:t>
       </w:r>
     </w:p>
     <w:p>
@@ -840,39 +498,8 @@
       </w:r>
     </w:p>
     <w:p>
-      <w:proofErr w:type="spellStart"/>
-      <w:r>
-        <w:t>mysql</w:t>
-      </w:r>
-      <w:proofErr w:type="spellEnd"/>
-      <w:r>
-        <w:t>&gt; insert into students(</w:t>
-      </w:r>
-      <w:proofErr w:type="spellStart"/>
-      <w:proofErr w:type="gramStart"/>
-      <w:r>
-        <w:t>name,mobile</w:t>
-      </w:r>
-      <w:proofErr w:type="spellEnd"/>
-      <w:proofErr w:type="gramEnd"/>
-      <w:r>
-        <w:t xml:space="preserve">) </w:t>
-      </w:r>
-      <w:proofErr w:type="gramStart"/>
-      <w:r>
-        <w:t>values(</w:t>
-      </w:r>
-      <w:proofErr w:type="gramEnd"/>
-      <w:r>
-        <w:t>'student 3','874772372'</w:t>
-      </w:r>
-      <w:proofErr w:type="gramStart"/>
-      <w:r>
-        <w:t>),(</w:t>
-      </w:r>
-      <w:proofErr w:type="gramEnd"/>
-      <w:r>
-        <w:t>'student 4','689648797');</w:t>
+      <w:r>
+        <w:t>mysql&gt; insert into students(name,mobile) values('student 3','874772372'),('student 4','689648797');</w:t>
       </w:r>
     </w:p>
     <w:p>
@@ -883,34 +510,13 @@
     <w:p>
       <w:r>
         <w:lastRenderedPageBreak/>
-        <w:t xml:space="preserve">Records: </w:t>
-      </w:r>
-      <w:proofErr w:type="gramStart"/>
-      <w:r>
-        <w:t>2  Duplicates</w:t>
-      </w:r>
-      <w:proofErr w:type="gramEnd"/>
-      <w:r>
-        <w:t xml:space="preserve">: </w:t>
-      </w:r>
-      <w:proofErr w:type="gramStart"/>
-      <w:r>
-        <w:t>0  Warnings</w:t>
-      </w:r>
-      <w:proofErr w:type="gramEnd"/>
-      <w:r>
-        <w:t>: 0</w:t>
-      </w:r>
-    </w:p>
-    <w:p/>
-    <w:p>
-      <w:proofErr w:type="spellStart"/>
-      <w:r>
-        <w:t>mysql</w:t>
-      </w:r>
-      <w:proofErr w:type="spellEnd"/>
-      <w:r>
-        <w:t>&gt; update students set age=37 where name='student4';</w:t>
+        <w:t>Records: 2  Duplicates: 0  Warnings: 0</w:t>
+      </w:r>
+    </w:p>
+    <w:p/>
+    <w:p>
+      <w:r>
+        <w:t>mysql&gt; update students set age=37 where name='student4';</w:t>
       </w:r>
     </w:p>
     <w:p>
@@ -920,34 +526,13 @@
     </w:p>
     <w:p>
       <w:r>
-        <w:t xml:space="preserve">Rows matched: </w:t>
-      </w:r>
-      <w:proofErr w:type="gramStart"/>
-      <w:r>
-        <w:t>0  Changed</w:t>
-      </w:r>
-      <w:proofErr w:type="gramEnd"/>
-      <w:r>
-        <w:t xml:space="preserve">: </w:t>
-      </w:r>
-      <w:proofErr w:type="gramStart"/>
-      <w:r>
-        <w:t>0  Warnings</w:t>
-      </w:r>
-      <w:proofErr w:type="gramEnd"/>
-      <w:r>
-        <w:t>: 0</w:t>
-      </w:r>
-    </w:p>
-    <w:p/>
-    <w:p>
-      <w:proofErr w:type="spellStart"/>
-      <w:r>
-        <w:t>mysql</w:t>
-      </w:r>
-      <w:proofErr w:type="spellEnd"/>
-      <w:r>
-        <w:t>&gt; drop table student;</w:t>
+        <w:t>Rows matched: 0  Changed: 0  Warnings: 0</w:t>
+      </w:r>
+    </w:p>
+    <w:p/>
+    <w:p>
+      <w:r>
+        <w:t>mysql&gt; drop table student;</w:t>
       </w:r>
     </w:p>
     <w:p>
@@ -956,13 +541,8 @@
       </w:r>
     </w:p>
     <w:p>
-      <w:proofErr w:type="spellStart"/>
-      <w:r>
-        <w:t>mysql</w:t>
-      </w:r>
-      <w:proofErr w:type="spellEnd"/>
-      <w:r>
-        <w:t>&gt; delete table students;</w:t>
+      <w:r>
+        <w:t>mysql&gt; delete table students;</w:t>
       </w:r>
     </w:p>
     <w:p>
@@ -971,19 +551,9 @@
       </w:r>
     </w:p>
     <w:p>
-      <w:proofErr w:type="spellStart"/>
-      <w:r>
-        <w:t>mysql</w:t>
-      </w:r>
-      <w:proofErr w:type="spellEnd"/>
-      <w:r>
-        <w:t>&gt; delete from students where age=</w:t>
-      </w:r>
-      <w:proofErr w:type="gramStart"/>
-      <w:r>
-        <w:t>37;;</w:t>
-      </w:r>
-      <w:proofErr w:type="gramEnd"/>
+      <w:r>
+        <w:t>mysql&gt; delete from students where age=37;;</w:t>
+      </w:r>
     </w:p>
     <w:p>
       <w:r>
@@ -1002,25 +572,15 @@
     </w:p>
     <w:p/>
     <w:p>
-      <w:proofErr w:type="spellStart"/>
-      <w:r>
-        <w:t>mysql</w:t>
-      </w:r>
-      <w:proofErr w:type="spellEnd"/>
-      <w:r>
-        <w:t>&gt;</w:t>
-      </w:r>
-    </w:p>
-    <w:p/>
-    <w:p>
-      <w:r>
-        <w:t xml:space="preserve">user2 </w:t>
-      </w:r>
-      <w:proofErr w:type="spellStart"/>
-      <w:r>
-        <w:t>previloges</w:t>
-      </w:r>
-      <w:proofErr w:type="spellEnd"/>
+      <w:r>
+        <w:t>mysql&gt;</w:t>
+      </w:r>
+    </w:p>
+    <w:p/>
+    <w:p>
+      <w:r>
+        <w:t>user2 previloges</w:t>
+      </w:r>
     </w:p>
     <w:p>
       <w:r>
@@ -1029,15 +589,7 @@
     </w:p>
     <w:p>
       <w:r>
-        <w:t>C:\Program Files\MySQL\MySQL Server 8.0\bin&gt;</w:t>
-      </w:r>
-      <w:proofErr w:type="spellStart"/>
-      <w:r>
-        <w:t>mysql</w:t>
-      </w:r>
-      <w:proofErr w:type="spellEnd"/>
-      <w:r>
-        <w:t xml:space="preserve"> -u USER2 -p</w:t>
+        <w:t>C:\Program Files\MySQL\MySQL Server 8.0\bin&gt;mysql -u USER2 -p</w:t>
       </w:r>
     </w:p>
     <w:p>
@@ -1047,15 +599,7 @@
     </w:p>
     <w:p>
       <w:r>
-        <w:t xml:space="preserve">Welcome to the MySQL monitor.  Commands end </w:t>
-      </w:r>
-      <w:proofErr w:type="gramStart"/>
-      <w:r>
-        <w:t>with ;</w:t>
-      </w:r>
-      <w:proofErr w:type="gramEnd"/>
-      <w:r>
-        <w:t xml:space="preserve"> or \g.</w:t>
+        <w:t>Welcome to the MySQL monitor.  Commands end with ; or \g.</w:t>
       </w:r>
     </w:p>
     <w:p>
@@ -1098,13 +642,8 @@
     </w:p>
     <w:p/>
     <w:p>
-      <w:proofErr w:type="spellStart"/>
-      <w:r>
-        <w:t>mysql</w:t>
-      </w:r>
-      <w:proofErr w:type="spellEnd"/>
-      <w:r>
-        <w:t>&gt; select*from students;</w:t>
+      <w:r>
+        <w:t>mysql&gt; select*from students;</w:t>
       </w:r>
     </w:p>
     <w:p>
@@ -1114,21 +653,8 @@
       </w:r>
     </w:p>
     <w:p>
-      <w:proofErr w:type="spellStart"/>
-      <w:r>
-        <w:t>mysql</w:t>
-      </w:r>
-      <w:proofErr w:type="spellEnd"/>
-      <w:r>
-        <w:t xml:space="preserve">&gt; use </w:t>
-      </w:r>
-      <w:proofErr w:type="spellStart"/>
-      <w:r>
-        <w:t>codegnan</w:t>
-      </w:r>
-      <w:proofErr w:type="spellEnd"/>
-      <w:r>
-        <w:t>;</w:t>
+      <w:r>
+        <w:t>mysql&gt; use codegnan;</w:t>
       </w:r>
     </w:p>
     <w:p>
@@ -1137,13 +663,8 @@
       </w:r>
     </w:p>
     <w:p>
-      <w:proofErr w:type="spellStart"/>
-      <w:r>
-        <w:t>mysql</w:t>
-      </w:r>
-      <w:proofErr w:type="spellEnd"/>
-      <w:r>
-        <w:t>&gt; select*from students;</w:t>
+      <w:r>
+        <w:t>mysql&gt; select*from students;</w:t>
       </w:r>
     </w:p>
     <w:p>
@@ -1153,15 +674,7 @@
     </w:p>
     <w:p>
       <w:r>
-        <w:t xml:space="preserve">| name      | </w:t>
-      </w:r>
-      <w:proofErr w:type="gramStart"/>
-      <w:r>
-        <w:t>age  |</w:t>
-      </w:r>
-      <w:proofErr w:type="gramEnd"/>
-      <w:r>
-        <w:t xml:space="preserve"> mobile     |</w:t>
+        <w:t>| name      | age  | mobile     |</w:t>
       </w:r>
     </w:p>
     <w:p>
@@ -1181,23 +694,13 @@
     </w:p>
     <w:p>
       <w:r>
-        <w:t xml:space="preserve">| student 3 | NULL | </w:t>
-      </w:r>
-      <w:proofErr w:type="gramStart"/>
-      <w:r>
-        <w:t>874772372  |</w:t>
-      </w:r>
-      <w:proofErr w:type="gramEnd"/>
-    </w:p>
-    <w:p>
-      <w:r>
-        <w:t xml:space="preserve">| student 4 | NULL | </w:t>
-      </w:r>
-      <w:proofErr w:type="gramStart"/>
-      <w:r>
-        <w:t>689648797  |</w:t>
-      </w:r>
-      <w:proofErr w:type="gramEnd"/>
+        <w:t>| student 3 | NULL | 874772372  |</w:t>
+      </w:r>
+    </w:p>
+    <w:p>
+      <w:r>
+        <w:t>| student 4 | NULL | 689648797  |</w:t>
+      </w:r>
     </w:p>
     <w:p>
       <w:r>
@@ -1211,21 +714,8 @@
     </w:p>
     <w:p/>
     <w:p>
-      <w:proofErr w:type="spellStart"/>
-      <w:r>
-        <w:t>mysql</w:t>
-      </w:r>
-      <w:proofErr w:type="spellEnd"/>
-      <w:r>
-        <w:t xml:space="preserve">&gt; insert into </w:t>
-      </w:r>
-      <w:proofErr w:type="gramStart"/>
-      <w:r>
-        <w:t>students</w:t>
-      </w:r>
-      <w:proofErr w:type="gramEnd"/>
-      <w:r>
-        <w:t xml:space="preserve"> values('djs',09,'9889');</w:t>
+      <w:r>
+        <w:t>mysql&gt; insert into students values('djs',09,'9889');</w:t>
       </w:r>
     </w:p>
     <w:p>
@@ -1234,13 +724,8 @@
       </w:r>
     </w:p>
     <w:p>
-      <w:proofErr w:type="spellStart"/>
-      <w:r>
-        <w:t>mysql</w:t>
-      </w:r>
-      <w:proofErr w:type="spellEnd"/>
-      <w:r>
-        <w:t>&gt; drop table students;</w:t>
+      <w:r>
+        <w:t>mysql&gt; drop table students;</w:t>
       </w:r>
     </w:p>
     <w:p>
@@ -1249,13 +734,8 @@
       </w:r>
     </w:p>
     <w:p>
-      <w:proofErr w:type="spellStart"/>
-      <w:r>
-        <w:t>mysql</w:t>
-      </w:r>
-      <w:proofErr w:type="spellEnd"/>
-      <w:r>
-        <w:t>&gt; update students age=40 where name='student 4';</w:t>
+      <w:r>
+        <w:t>mysql&gt; update students age=40 where name='student 4';</w:t>
       </w:r>
     </w:p>
     <w:p>
@@ -1264,13 +744,8 @@
       </w:r>
     </w:p>
     <w:p>
-      <w:proofErr w:type="spellStart"/>
-      <w:r>
-        <w:t>mysql</w:t>
-      </w:r>
-      <w:proofErr w:type="spellEnd"/>
-      <w:r>
-        <w:t>&gt; update students set age=40 where name='student 4';</w:t>
+      <w:r>
+        <w:t>mysql&gt; update students set age=40 where name='student 4';</w:t>
       </w:r>
     </w:p>
     <w:p>
@@ -1280,34 +755,13 @@
     </w:p>
     <w:p>
       <w:r>
-        <w:t xml:space="preserve">Rows matched: </w:t>
-      </w:r>
-      <w:proofErr w:type="gramStart"/>
-      <w:r>
-        <w:t>1  Changed</w:t>
-      </w:r>
-      <w:proofErr w:type="gramEnd"/>
-      <w:r>
-        <w:t xml:space="preserve">: </w:t>
-      </w:r>
-      <w:proofErr w:type="gramStart"/>
-      <w:r>
-        <w:t>1  Warnings</w:t>
-      </w:r>
-      <w:proofErr w:type="gramEnd"/>
-      <w:r>
-        <w:t>: 0</w:t>
-      </w:r>
-    </w:p>
-    <w:p/>
-    <w:p>
-      <w:proofErr w:type="spellStart"/>
-      <w:r>
-        <w:t>mysql</w:t>
-      </w:r>
-      <w:proofErr w:type="spellEnd"/>
-      <w:r>
-        <w:t>&gt; select*from students;</w:t>
+        <w:t>Rows matched: 1  Changed: 1  Warnings: 0</w:t>
+      </w:r>
+    </w:p>
+    <w:p/>
+    <w:p>
+      <w:r>
+        <w:t>mysql&gt; select*from students;</w:t>
       </w:r>
     </w:p>
     <w:p>
@@ -1317,15 +771,7 @@
     </w:p>
     <w:p>
       <w:r>
-        <w:t xml:space="preserve">| name      | </w:t>
-      </w:r>
-      <w:proofErr w:type="gramStart"/>
-      <w:r>
-        <w:t>age  |</w:t>
-      </w:r>
-      <w:proofErr w:type="gramEnd"/>
-      <w:r>
-        <w:t xml:space="preserve"> mobile     |</w:t>
+        <w:t>| name      | age  | mobile     |</w:t>
       </w:r>
     </w:p>
     <w:p>
@@ -1345,23 +791,13 @@
     </w:p>
     <w:p>
       <w:r>
-        <w:t xml:space="preserve">| student 3 | NULL | </w:t>
-      </w:r>
-      <w:proofErr w:type="gramStart"/>
-      <w:r>
-        <w:t>874772372  |</w:t>
-      </w:r>
-      <w:proofErr w:type="gramEnd"/>
-    </w:p>
-    <w:p>
-      <w:r>
-        <w:t xml:space="preserve">| student 4 |   40 | </w:t>
-      </w:r>
-      <w:proofErr w:type="gramStart"/>
-      <w:r>
-        <w:t>689648797  |</w:t>
-      </w:r>
-      <w:proofErr w:type="gramEnd"/>
+        <w:t>| student 3 | NULL | 874772372  |</w:t>
+      </w:r>
+    </w:p>
+    <w:p>
+      <w:r>
+        <w:t>| student 4 |   40 | 689648797  |</w:t>
+      </w:r>
     </w:p>
     <w:p>
       <w:r>
@@ -1375,13 +811,8 @@
     </w:p>
     <w:p/>
     <w:p>
-      <w:proofErr w:type="spellStart"/>
-      <w:r>
-        <w:t>mysql</w:t>
-      </w:r>
-      <w:proofErr w:type="spellEnd"/>
-      <w:r>
-        <w:t>&gt;</w:t>
+      <w:r>
+        <w:t>mysql&gt;</w:t>
       </w:r>
     </w:p>
     <w:p/>
@@ -1401,13 +832,8 @@
       </w:r>
     </w:p>
     <w:p>
-      <w:proofErr w:type="spellStart"/>
-      <w:r>
-        <w:t>mysql</w:t>
-      </w:r>
-      <w:proofErr w:type="spellEnd"/>
-      <w:r>
-        <w:t>&gt; revoke update on students from user2;</w:t>
+      <w:r>
+        <w:t>mysql&gt; revoke update on students from user2;</w:t>
       </w:r>
     </w:p>
     <w:p>
@@ -1436,40 +862,19 @@
     </w:p>
     <w:p>
       <w:r>
-        <w:t xml:space="preserve">CREATE TABLE </w:t>
-      </w:r>
-      <w:proofErr w:type="gramStart"/>
-      <w:r>
-        <w:t>EMPLOYEES(</w:t>
-      </w:r>
-      <w:proofErr w:type="gramEnd"/>
+        <w:t>CREATE TABLE EMPLOYEES(</w:t>
+      </w:r>
       <w:r>
         <w:br/>
         <w:t>EMPID INT AUTO_INCREMENT PRIMARY KEY,</w:t>
       </w:r>
       <w:r>
         <w:br/>
-        <w:t xml:space="preserve">NAME </w:t>
-      </w:r>
-      <w:proofErr w:type="gramStart"/>
-      <w:r>
-        <w:t>VARCHAR(</w:t>
-      </w:r>
-      <w:proofErr w:type="gramEnd"/>
-      <w:r>
-        <w:t>100),</w:t>
+        <w:t>NAME VARCHAR(100),</w:t>
       </w:r>
       <w:r>
         <w:br/>
-        <w:t xml:space="preserve">DEPARTMENT </w:t>
-      </w:r>
-      <w:proofErr w:type="gramStart"/>
-      <w:r>
-        <w:t>VARCHAR(</w:t>
-      </w:r>
-      <w:proofErr w:type="gramEnd"/>
-      <w:r>
-        <w:t>50)</w:t>
+        <w:t>DEPARTMENT VARCHAR(50)</w:t>
       </w:r>
       <w:r>
         <w:br/>
@@ -1478,15 +883,7 @@
     </w:p>
     <w:p>
       <w:r>
-        <w:t>INSERT INTO EMPLOYEES(</w:t>
-      </w:r>
-      <w:proofErr w:type="gramStart"/>
-      <w:r>
-        <w:t>NAME,DEPARTMENT</w:t>
-      </w:r>
-      <w:proofErr w:type="gramEnd"/>
-      <w:r>
-        <w:t>)</w:t>
+        <w:t>INSERT INTO EMPLOYEES(NAME,DEPARTMENT)</w:t>
       </w:r>
       <w:r>
         <w:br/>
@@ -1507,15 +904,7 @@
       </w:r>
       <w:r>
         <w:br/>
-        <w:t xml:space="preserve">| EMPID | </w:t>
-      </w:r>
-      <w:proofErr w:type="gramStart"/>
-      <w:r>
-        <w:t>NAME  |</w:t>
-      </w:r>
-      <w:proofErr w:type="gramEnd"/>
-      <w:r>
-        <w:t xml:space="preserve"> DEPARTMENT |</w:t>
+        <w:t>| EMPID | NAME  | DEPARTMENT |</w:t>
       </w:r>
       <w:r>
         <w:br/>
@@ -1523,15 +912,7 @@
       </w:r>
       <w:r>
         <w:br/>
-        <w:t xml:space="preserve">|     2 | </w:t>
-      </w:r>
-      <w:proofErr w:type="gramStart"/>
-      <w:r>
-        <w:t>INDU  |</w:t>
-      </w:r>
-      <w:proofErr w:type="gramEnd"/>
-      <w:r>
-        <w:t xml:space="preserve"> HR         |</w:t>
+        <w:t>|     2 | INDU  | HR         |</w:t>
       </w:r>
     </w:p>
     <w:p>
@@ -1557,51 +938,11 @@
       </w:r>
       <w:r>
         <w:br/>
-        <w:t xml:space="preserve">| NAME       | </w:t>
-      </w:r>
-      <w:proofErr w:type="gramStart"/>
-      <w:r>
-        <w:t>varchar(</w:t>
-      </w:r>
-      <w:proofErr w:type="gramEnd"/>
-      <w:r>
-        <w:t xml:space="preserve">100) | </w:t>
-      </w:r>
-      <w:proofErr w:type="gramStart"/>
-      <w:r>
-        <w:t>YES  |</w:t>
-      </w:r>
-      <w:proofErr w:type="gramEnd"/>
-      <w:r>
-        <w:t xml:space="preserve">     | NULL    |       |</w:t>
+        <w:t>| NAME       | varchar(100) | YES  |     | NULL    |       |</w:t>
       </w:r>
       <w:r>
         <w:br/>
-        <w:t xml:space="preserve">| DEPARTMENT | </w:t>
-      </w:r>
-      <w:proofErr w:type="gramStart"/>
-      <w:r>
-        <w:t>varchar(</w:t>
-      </w:r>
-      <w:proofErr w:type="gramEnd"/>
-      <w:r>
-        <w:t>50</w:t>
-      </w:r>
-      <w:proofErr w:type="gramStart"/>
-      <w:r>
-        <w:t>)  |</w:t>
-      </w:r>
-      <w:proofErr w:type="gramEnd"/>
-      <w:r>
-        <w:t xml:space="preserve"> </w:t>
-      </w:r>
-      <w:proofErr w:type="gramStart"/>
-      <w:r>
-        <w:t>YES  |</w:t>
-      </w:r>
-      <w:proofErr w:type="gramEnd"/>
-      <w:r>
-        <w:t xml:space="preserve">     | NULL    |       |</w:t>
+        <w:t>| DEPARTMENT | varchar(50)  | YES  |     | NULL    |       |</w:t>
       </w:r>
     </w:p>
     <w:p>
@@ -1610,15 +951,7 @@
       </w:r>
       <w:r>
         <w:br/>
-        <w:t xml:space="preserve">| EMPID | </w:t>
-      </w:r>
-      <w:proofErr w:type="gramStart"/>
-      <w:r>
-        <w:t>NAME  |</w:t>
-      </w:r>
-      <w:proofErr w:type="gramEnd"/>
-      <w:r>
-        <w:t xml:space="preserve"> DEPARTMENT |</w:t>
+        <w:t>| EMPID | NAME  | DEPARTMENT |</w:t>
       </w:r>
       <w:r>
         <w:br/>
@@ -1626,41 +959,20 @@
       </w:r>
       <w:r>
         <w:br/>
-        <w:t xml:space="preserve">|     2 | </w:t>
-      </w:r>
-      <w:proofErr w:type="gramStart"/>
-      <w:r>
-        <w:t>INDU  |</w:t>
-      </w:r>
-      <w:proofErr w:type="gramEnd"/>
-      <w:r>
-        <w:t xml:space="preserve"> HR         |</w:t>
-      </w:r>
-    </w:p>
-    <w:p>
-      <w:r>
-        <w:t xml:space="preserve">CREATE TABLE </w:t>
-      </w:r>
-      <w:proofErr w:type="gramStart"/>
-      <w:r>
-        <w:t>PRODUCTS(</w:t>
-      </w:r>
-      <w:proofErr w:type="gramEnd"/>
+        <w:t>|     2 | INDU  | HR         |</w:t>
+      </w:r>
+    </w:p>
+    <w:p>
+      <w:r>
+        <w:t>CREATE TABLE PRODUCTS(</w:t>
+      </w:r>
       <w:r>
         <w:br/>
         <w:t>PRODUCTID INT PRIMARY KEY,</w:t>
       </w:r>
       <w:r>
         <w:br/>
-        <w:t xml:space="preserve">PRICE </w:t>
-      </w:r>
-      <w:proofErr w:type="gramStart"/>
-      <w:r>
-        <w:t>DECIMAL(</w:t>
-      </w:r>
-      <w:proofErr w:type="gramEnd"/>
-      <w:r>
-        <w:t>10,2),</w:t>
+        <w:t>PRICE DECIMAL(10,2),</w:t>
       </w:r>
       <w:r>
         <w:br/>
@@ -1668,15 +980,7 @@
       </w:r>
       <w:r>
         <w:br/>
-        <w:t xml:space="preserve">TOTALAMOUNT </w:t>
-      </w:r>
-      <w:proofErr w:type="gramStart"/>
-      <w:r>
-        <w:t>DECIMAL(</w:t>
-      </w:r>
-      <w:proofErr w:type="gramEnd"/>
-      <w:r>
-        <w:t>10,2) GENERATED ALWAYS AS(PRICE*QUANTITY) STORED</w:t>
+        <w:t>TOTALAMOUNT DECIMAL(10,2) GENERATED ALWAYS AS(PRICE*QUANTITY) STORED</w:t>
       </w:r>
       <w:r>
         <w:br/>
@@ -1686,15 +990,7 @@
     <w:p>
       <w:r>
         <w:lastRenderedPageBreak/>
-        <w:t>INSERT INTO PRODUCTS(</w:t>
-      </w:r>
-      <w:proofErr w:type="gramStart"/>
-      <w:r>
-        <w:t>PRODUCTID,PRICE</w:t>
-      </w:r>
-      <w:proofErr w:type="gramEnd"/>
-      <w:r>
-        <w:t>,QUANTITY)</w:t>
+        <w:t>INSERT INTO PRODUCTS(PRODUCTID,PRICE,QUANTITY)</w:t>
       </w:r>
       <w:r>
         <w:br/>
@@ -1715,27 +1011,11 @@
       </w:r>
       <w:r>
         <w:br/>
-        <w:t xml:space="preserve">| PRODUCTID | </w:t>
-      </w:r>
-      <w:proofErr w:type="gramStart"/>
-      <w:r>
-        <w:t>PRICE  |</w:t>
-      </w:r>
-      <w:proofErr w:type="gramEnd"/>
-      <w:r>
-        <w:t xml:space="preserve"> QUANTITY | TOTALAMOUNT |</w:t>
+        <w:t>| PRODUCTID | PRICE  | QUANTITY | TOTALAMOUNT |</w:t>
       </w:r>
       <w:r>
         <w:br/>
-        <w:t xml:space="preserve">|         1 </w:t>
-      </w:r>
-      <w:proofErr w:type="gramStart"/>
-      <w:r>
-        <w:t>|  50.00</w:t>
-      </w:r>
-      <w:proofErr w:type="gramEnd"/>
-      <w:r>
-        <w:t xml:space="preserve"> |        3 |      150.00 |</w:t>
+        <w:t>|         1 |  50.00 |        3 |      150.00 |</w:t>
       </w:r>
       <w:r>
         <w:br/>
@@ -1753,15 +1033,7 @@
       </w:r>
       <w:r>
         <w:br/>
-        <w:t xml:space="preserve">| PRODUCTID | </w:t>
-      </w:r>
-      <w:proofErr w:type="gramStart"/>
-      <w:r>
-        <w:t>PRICE  |</w:t>
-      </w:r>
-      <w:proofErr w:type="gramEnd"/>
-      <w:r>
-        <w:t xml:space="preserve"> QUANTITY | TOTALAMOUNT |</w:t>
+        <w:t>| PRODUCTID | PRICE  | QUANTITY | TOTALAMOUNT |</w:t>
       </w:r>
       <w:r>
         <w:br/>
@@ -1773,13 +1045,8 @@
       </w:r>
     </w:p>
     <w:p>
-      <w:proofErr w:type="gramStart"/>
-      <w:r>
-        <w:t>DDL,DML</w:t>
-      </w:r>
-      <w:proofErr w:type="gramEnd"/>
-      <w:r>
-        <w:t>,DQL practice Questions and answers</w:t>
+      <w:r>
+        <w:t>DDL,DML,DQL practice Questions and answers</w:t>
       </w:r>
     </w:p>
     <w:p>
@@ -1805,109 +1072,37 @@
     </w:p>
     <w:p>
       <w:r>
-        <w:t>    </w:t>
-      </w:r>
-      <w:proofErr w:type="spellStart"/>
-      <w:r>
-        <w:t>emp_id</w:t>
-      </w:r>
-      <w:proofErr w:type="spellEnd"/>
-      <w:r>
-        <w:t xml:space="preserve"> INT PRIMARY KEY,</w:t>
-      </w:r>
-    </w:p>
-    <w:p>
-      <w:r>
-        <w:t>    </w:t>
-      </w:r>
-      <w:proofErr w:type="spellStart"/>
-      <w:r>
-        <w:t>emp_name</w:t>
-      </w:r>
-      <w:proofErr w:type="spellEnd"/>
-      <w:r>
-        <w:t xml:space="preserve"> </w:t>
-      </w:r>
-      <w:proofErr w:type="gramStart"/>
-      <w:r>
-        <w:t>VARCHAR(</w:t>
-      </w:r>
-      <w:proofErr w:type="gramEnd"/>
-      <w:r>
-        <w:t>100),</w:t>
-      </w:r>
-    </w:p>
-    <w:p>
-      <w:r>
-        <w:t xml:space="preserve">    department </w:t>
-      </w:r>
-      <w:proofErr w:type="gramStart"/>
-      <w:r>
-        <w:t>VARCHAR(</w:t>
-      </w:r>
-      <w:proofErr w:type="gramEnd"/>
-      <w:r>
-        <w:t>50),</w:t>
-      </w:r>
-    </w:p>
-    <w:p>
-      <w:r>
-        <w:t>    </w:t>
-      </w:r>
-      <w:proofErr w:type="spellStart"/>
-      <w:r>
-        <w:t>job_role</w:t>
-      </w:r>
-      <w:proofErr w:type="spellEnd"/>
-      <w:r>
-        <w:t xml:space="preserve"> </w:t>
-      </w:r>
-      <w:proofErr w:type="gramStart"/>
-      <w:r>
-        <w:t>VARCHAR(</w:t>
-      </w:r>
-      <w:proofErr w:type="gramEnd"/>
-      <w:r>
-        <w:t>50),</w:t>
-      </w:r>
-    </w:p>
-    <w:p>
-      <w:r>
-        <w:t xml:space="preserve">    salary </w:t>
-      </w:r>
-      <w:proofErr w:type="gramStart"/>
-      <w:r>
-        <w:t>DECIMAL(</w:t>
-      </w:r>
-      <w:proofErr w:type="gramEnd"/>
-      <w:r>
-        <w:t>10,2),</w:t>
-      </w:r>
-    </w:p>
-    <w:p>
-      <w:r>
-        <w:t>    </w:t>
-      </w:r>
-      <w:proofErr w:type="spellStart"/>
-      <w:r>
-        <w:t>joining_date</w:t>
-      </w:r>
-      <w:proofErr w:type="spellEnd"/>
-      <w:r>
-        <w:t xml:space="preserve"> DATE,</w:t>
-      </w:r>
-    </w:p>
-    <w:p>
-      <w:r>
-        <w:t xml:space="preserve">    city </w:t>
-      </w:r>
-      <w:proofErr w:type="gramStart"/>
-      <w:r>
-        <w:t>VARCHAR(</w:t>
-      </w:r>
-      <w:proofErr w:type="gramEnd"/>
-      <w:r>
-        <w:t>50)</w:t>
+        <w:t>    emp_id INT PRIMARY KEY,</w:t>
+      </w:r>
+    </w:p>
+    <w:p>
+      <w:r>
+        <w:t>    emp_name VARCHAR(100),</w:t>
+      </w:r>
+    </w:p>
+    <w:p>
+      <w:r>
+        <w:t>    department VARCHAR(50),</w:t>
+      </w:r>
+    </w:p>
+    <w:p>
+      <w:r>
+        <w:t>    job_role VARCHAR(50),</w:t>
+      </w:r>
+    </w:p>
+    <w:p>
+      <w:r>
+        <w:t>    salary DECIMAL(10,2),</w:t>
+      </w:r>
+    </w:p>
+    <w:p>
+      <w:r>
+        <w:t>    joining_date DATE,</w:t>
+      </w:r>
+    </w:p>
+    <w:p>
+      <w:r>
+        <w:t>    city VARCHAR(50)</w:t>
       </w:r>
     </w:p>
     <w:p>
@@ -1923,39 +1118,7 @@
     </w:p>
     <w:p>
       <w:r>
-        <w:t>(</w:t>
-      </w:r>
-      <w:proofErr w:type="spellStart"/>
-      <w:r>
-        <w:t>emp_id</w:t>
-      </w:r>
-      <w:proofErr w:type="spellEnd"/>
-      <w:r>
-        <w:t xml:space="preserve">, </w:t>
-      </w:r>
-      <w:proofErr w:type="spellStart"/>
-      <w:r>
-        <w:t>emp_name</w:t>
-      </w:r>
-      <w:proofErr w:type="spellEnd"/>
-      <w:r>
-        <w:t xml:space="preserve">, department, </w:t>
-      </w:r>
-      <w:proofErr w:type="spellStart"/>
-      <w:r>
-        <w:t>job_role</w:t>
-      </w:r>
-      <w:proofErr w:type="spellEnd"/>
-      <w:r>
-        <w:t xml:space="preserve">, salary, </w:t>
-      </w:r>
-      <w:proofErr w:type="spellStart"/>
-      <w:r>
-        <w:t>joining_date</w:t>
-      </w:r>
-      <w:proofErr w:type="spellEnd"/>
-      <w:r>
-        <w:t>, city)</w:t>
+        <w:t>(emp_id, emp_name, department, job_role, salary, joining_date, city)</w:t>
       </w:r>
     </w:p>
     <w:p>
@@ -2042,15 +1205,7 @@
     </w:p>
     <w:p>
       <w:r>
-        <w:t xml:space="preserve">WHERE </w:t>
-      </w:r>
-      <w:proofErr w:type="spellStart"/>
-      <w:r>
-        <w:t>emp_id</w:t>
-      </w:r>
-      <w:proofErr w:type="spellEnd"/>
-      <w:r>
-        <w:t xml:space="preserve"> = 101;</w:t>
+        <w:t>WHERE emp_id = 101;</w:t>
       </w:r>
     </w:p>
     <w:p/>
@@ -2092,15 +1247,7 @@
     </w:p>
     <w:p>
       <w:r>
-        <w:t xml:space="preserve">WHERE </w:t>
-      </w:r>
-      <w:proofErr w:type="spellStart"/>
-      <w:r>
-        <w:t>emp_id</w:t>
-      </w:r>
-      <w:proofErr w:type="spellEnd"/>
-      <w:r>
-        <w:t xml:space="preserve"> = 102;</w:t>
+        <w:t>WHERE emp_id = 102;</w:t>
       </w:r>
     </w:p>
     <w:p/>
@@ -2116,28 +1263,12 @@
     </w:p>
     <w:p>
       <w:r>
-        <w:t xml:space="preserve">SET </w:t>
-      </w:r>
-      <w:proofErr w:type="spellStart"/>
-      <w:r>
-        <w:t>job_role</w:t>
-      </w:r>
-      <w:proofErr w:type="spellEnd"/>
-      <w:r>
-        <w:t xml:space="preserve"> = 'Senior Tester'</w:t>
-      </w:r>
-    </w:p>
-    <w:p>
-      <w:r>
-        <w:t xml:space="preserve">WHERE </w:t>
-      </w:r>
-      <w:proofErr w:type="spellStart"/>
-      <w:r>
-        <w:t>emp_id</w:t>
-      </w:r>
-      <w:proofErr w:type="spellEnd"/>
-      <w:r>
-        <w:t xml:space="preserve"> = 103;</w:t>
+        <w:t>SET job_role = 'Senior Tester'</w:t>
+      </w:r>
+    </w:p>
+    <w:p>
+      <w:r>
+        <w:t>WHERE emp_id = 103;</w:t>
       </w:r>
     </w:p>
     <w:p/>
@@ -2200,15 +1331,7 @@
     </w:p>
     <w:p>
       <w:r>
-        <w:t xml:space="preserve">WHERE </w:t>
-      </w:r>
-      <w:proofErr w:type="spellStart"/>
-      <w:r>
-        <w:t>emp_id</w:t>
-      </w:r>
-      <w:proofErr w:type="spellEnd"/>
-      <w:r>
-        <w:t xml:space="preserve"> = 105;</w:t>
+        <w:t>WHERE emp_id = 105;</w:t>
       </w:r>
     </w:p>
     <w:p/>
@@ -2245,28 +1368,12 @@
     </w:p>
     <w:p>
       <w:r>
-        <w:t xml:space="preserve">SET </w:t>
-      </w:r>
-      <w:proofErr w:type="spellStart"/>
-      <w:r>
-        <w:t>job_role</w:t>
-      </w:r>
-      <w:proofErr w:type="spellEnd"/>
-      <w:r>
-        <w:t xml:space="preserve"> = 'Senior Developer'</w:t>
-      </w:r>
-    </w:p>
-    <w:p>
-      <w:r>
-        <w:t xml:space="preserve">WHERE </w:t>
-      </w:r>
-      <w:proofErr w:type="spellStart"/>
-      <w:r>
-        <w:t>emp_id</w:t>
-      </w:r>
-      <w:proofErr w:type="spellEnd"/>
-      <w:r>
-        <w:t xml:space="preserve"> = 108;</w:t>
+        <w:t>SET job_role = 'Senior Developer'</w:t>
+      </w:r>
+    </w:p>
+    <w:p>
+      <w:r>
+        <w:t>WHERE emp_id = 108;</w:t>
       </w:r>
     </w:p>
     <w:p/>
@@ -2313,15 +1420,7 @@
     </w:p>
     <w:p>
       <w:r>
-        <w:t xml:space="preserve">WHERE </w:t>
-      </w:r>
-      <w:proofErr w:type="spellStart"/>
-      <w:r>
-        <w:t>emp_id</w:t>
-      </w:r>
-      <w:proofErr w:type="spellEnd"/>
-      <w:r>
-        <w:t xml:space="preserve"> = 106;</w:t>
+        <w:t>WHERE emp_id = 106;</w:t>
       </w:r>
     </w:p>
     <w:p/>
@@ -2386,15 +1485,7 @@
     </w:p>
     <w:p>
       <w:r>
-        <w:t xml:space="preserve">WHERE </w:t>
-      </w:r>
-      <w:proofErr w:type="spellStart"/>
-      <w:r>
-        <w:t>emp_name</w:t>
-      </w:r>
-      <w:proofErr w:type="spellEnd"/>
-      <w:r>
-        <w:t xml:space="preserve"> = 'Suresh Babu';</w:t>
+        <w:t>WHERE emp_name = 'Suresh Babu';</w:t>
       </w:r>
     </w:p>
     <w:p/>
@@ -2410,15 +1501,7 @@
     </w:p>
     <w:p>
       <w:r>
-        <w:t xml:space="preserve">WHERE </w:t>
-      </w:r>
-      <w:proofErr w:type="spellStart"/>
-      <w:r>
-        <w:t>joining_date</w:t>
-      </w:r>
-      <w:proofErr w:type="spellEnd"/>
-      <w:r>
-        <w:t xml:space="preserve"> &lt; '2020-01-01';</w:t>
+        <w:t>WHERE joining_date &lt; '2020-01-01';</w:t>
       </w:r>
     </w:p>
     <w:p/>
@@ -2434,15 +1517,7 @@
     </w:p>
     <w:p>
       <w:r>
-        <w:t xml:space="preserve">WHERE </w:t>
-      </w:r>
-      <w:proofErr w:type="spellStart"/>
-      <w:r>
-        <w:t>job_role</w:t>
-      </w:r>
-      <w:proofErr w:type="spellEnd"/>
-      <w:r>
-        <w:t xml:space="preserve"> = 'Recruiter';</w:t>
+        <w:t>WHERE job_role = 'Recruiter';</w:t>
       </w:r>
     </w:p>
     <w:p/>
@@ -2484,15 +1559,7 @@
     </w:p>
     <w:p>
       <w:r>
-        <w:t xml:space="preserve">    SELECT </w:t>
-      </w:r>
-      <w:proofErr w:type="gramStart"/>
-      <w:r>
-        <w:t>MIN(</w:t>
-      </w:r>
-      <w:proofErr w:type="gramEnd"/>
-      <w:r>
-        <w:t>salary)</w:t>
+        <w:t>    SELECT MIN(salary)</w:t>
       </w:r>
     </w:p>
     <w:p>
@@ -2593,15 +1660,7 @@
     </w:p>
     <w:p>
       <w:r>
-        <w:t xml:space="preserve">SELECT </w:t>
-      </w:r>
-      <w:proofErr w:type="spellStart"/>
-      <w:r>
-        <w:t>emp_name</w:t>
-      </w:r>
-      <w:proofErr w:type="spellEnd"/>
-      <w:r>
-        <w:t>, salary</w:t>
+        <w:t>SELECT emp_name, salary</w:t>
       </w:r>
     </w:p>
     <w:p>
@@ -2648,15 +1707,7 @@
     </w:p>
     <w:p>
       <w:r>
-        <w:t xml:space="preserve">WHERE </w:t>
-      </w:r>
-      <w:proofErr w:type="spellStart"/>
-      <w:r>
-        <w:t>joining_date</w:t>
-      </w:r>
-      <w:proofErr w:type="spellEnd"/>
-      <w:r>
-        <w:t xml:space="preserve"> &gt; '2022-01-01';</w:t>
+        <w:t>WHERE joining_date &gt; '2022-01-01';</w:t>
       </w:r>
     </w:p>
     <w:p/>
@@ -2698,15 +1749,7 @@
     </w:p>
     <w:p>
       <w:r>
-        <w:t xml:space="preserve">WHERE </w:t>
-      </w:r>
-      <w:proofErr w:type="spellStart"/>
-      <w:r>
-        <w:t>emp_name</w:t>
-      </w:r>
-      <w:proofErr w:type="spellEnd"/>
-      <w:r>
-        <w:t xml:space="preserve"> LIKE '%Kumar';</w:t>
+        <w:t>WHERE emp_name LIKE '%Kumar';</w:t>
       </w:r>
     </w:p>
     <w:p/>
@@ -3983,6 +3026,7 @@
   <w:style w:type="character" w:default="1" w:styleId="DefaultParagraphFont">
     <w:name w:val="Default Paragraph Font"/>
     <w:uiPriority w:val="1"/>
+    <w:semiHidden/>
     <w:unhideWhenUsed/>
   </w:style>
   <w:style w:type="table" w:default="1" w:styleId="TableNormal">
